--- a/LLM_and_Enterprise_RAG_Bootcamp/Lab_Walkthroughs/Week_05_Lab_A_vit_vs_cnn_classification_head_to_head.docx
+++ b/LLM_and_Enterprise_RAG_Bootcamp/Lab_Walkthroughs/Week_05_Lab_A_vit_vs_cnn_classification_head_to_head.docx
@@ -155,6 +155,508 @@
           <w:sz w:val="22"/>
         </w:rPr>
         <w:t>Write a recommendation by dataset size.</w:t>
+      </w:r>
+    </w:p>
+    <w:p>
+      <w:r>
+        <w:rPr>
+          <w:b/>
+          <w:color w:val="1E2761"/>
+          <w:sz w:val="32"/>
+        </w:rPr>
+        <w:t>Starter Code</w:t>
+      </w:r>
+    </w:p>
+    <w:p>
+      <w:r>
+        <w:rPr>
+          <w:color w:val="333333"/>
+          <w:sz w:val="22"/>
+        </w:rPr>
+        <w:t>Copy this into the lab workspace and fill in the marked sections.</w:t>
+      </w:r>
+    </w:p>
+    <w:p>
+      <w:pPr>
+        <w:spacing w:after="0" w:before="0"/>
+      </w:pPr>
+      <w:r>
+        <w:rPr>
+          <w:rFonts w:ascii="Consolas" w:hAnsi="Consolas"/>
+          <w:color w:val="101010"/>
+          <w:sz w:val="18"/>
+        </w:rPr>
+        <w:t>import torch</w:t>
+      </w:r>
+    </w:p>
+    <w:p>
+      <w:pPr>
+        <w:spacing w:after="0" w:before="0"/>
+      </w:pPr>
+      <w:r>
+        <w:rPr>
+          <w:rFonts w:ascii="Consolas" w:hAnsi="Consolas"/>
+          <w:color w:val="101010"/>
+          <w:sz w:val="18"/>
+        </w:rPr>
+        <w:t>import torch.nn as nn</w:t>
+      </w:r>
+    </w:p>
+    <w:p>
+      <w:pPr>
+        <w:spacing w:after="0" w:before="0"/>
+      </w:pPr>
+      <w:r>
+        <w:rPr>
+          <w:rFonts w:ascii="Consolas" w:hAnsi="Consolas"/>
+          <w:color w:val="101010"/>
+          <w:sz w:val="18"/>
+        </w:rPr>
+        <w:t>import torchvision</w:t>
+      </w:r>
+    </w:p>
+    <w:p>
+      <w:pPr>
+        <w:spacing w:after="0" w:before="0"/>
+      </w:pPr>
+      <w:r>
+        <w:rPr>
+          <w:rFonts w:ascii="Consolas" w:hAnsi="Consolas"/>
+          <w:color w:val="101010"/>
+          <w:sz w:val="18"/>
+        </w:rPr>
+        <w:t xml:space="preserve"> </w:t>
+      </w:r>
+    </w:p>
+    <w:p>
+      <w:pPr>
+        <w:spacing w:after="0" w:before="0"/>
+      </w:pPr>
+      <w:r>
+        <w:rPr>
+          <w:rFonts w:ascii="Consolas" w:hAnsi="Consolas"/>
+          <w:color w:val="101010"/>
+          <w:sz w:val="18"/>
+        </w:rPr>
+        <w:t>class PatchEmbed(nn.Module):</w:t>
+      </w:r>
+    </w:p>
+    <w:p>
+      <w:pPr>
+        <w:spacing w:after="0" w:before="0"/>
+      </w:pPr>
+      <w:r>
+        <w:rPr>
+          <w:rFonts w:ascii="Consolas" w:hAnsi="Consolas"/>
+          <w:color w:val="101010"/>
+          <w:sz w:val="18"/>
+        </w:rPr>
+        <w:t xml:space="preserve">    def __init__(self, img=32, patch=4, dim=192):</w:t>
+      </w:r>
+    </w:p>
+    <w:p>
+      <w:pPr>
+        <w:spacing w:after="0" w:before="0"/>
+      </w:pPr>
+      <w:r>
+        <w:rPr>
+          <w:rFonts w:ascii="Consolas" w:hAnsi="Consolas"/>
+          <w:color w:val="101010"/>
+          <w:sz w:val="18"/>
+        </w:rPr>
+        <w:t xml:space="preserve">        super().__init__()</w:t>
+      </w:r>
+    </w:p>
+    <w:p>
+      <w:pPr>
+        <w:spacing w:after="0" w:before="0"/>
+      </w:pPr>
+      <w:r>
+        <w:rPr>
+          <w:rFonts w:ascii="Consolas" w:hAnsi="Consolas"/>
+          <w:color w:val="101010"/>
+          <w:sz w:val="18"/>
+        </w:rPr>
+        <w:t xml:space="preserve">        self.proj = nn.Conv2d(3, dim, kernel_size=patch, stride=patch)</w:t>
+      </w:r>
+    </w:p>
+    <w:p>
+      <w:pPr>
+        <w:spacing w:after="0" w:before="0"/>
+      </w:pPr>
+      <w:r>
+        <w:rPr>
+          <w:rFonts w:ascii="Consolas" w:hAnsi="Consolas"/>
+          <w:color w:val="101010"/>
+          <w:sz w:val="18"/>
+        </w:rPr>
+        <w:t xml:space="preserve">        n = (img // patch) ** 2</w:t>
+      </w:r>
+    </w:p>
+    <w:p>
+      <w:pPr>
+        <w:spacing w:after="0" w:before="0"/>
+      </w:pPr>
+      <w:r>
+        <w:rPr>
+          <w:rFonts w:ascii="Consolas" w:hAnsi="Consolas"/>
+          <w:color w:val="101010"/>
+          <w:sz w:val="18"/>
+        </w:rPr>
+        <w:t xml:space="preserve">        self.cls = nn.Parameter(torch.zeros(1, 1, dim))</w:t>
+      </w:r>
+    </w:p>
+    <w:p>
+      <w:pPr>
+        <w:spacing w:after="0" w:before="0"/>
+      </w:pPr>
+      <w:r>
+        <w:rPr>
+          <w:rFonts w:ascii="Consolas" w:hAnsi="Consolas"/>
+          <w:color w:val="101010"/>
+          <w:sz w:val="18"/>
+        </w:rPr>
+        <w:t xml:space="preserve">        self.pos = nn.Parameter(torch.zeros(1, n + 1, dim))</w:t>
+      </w:r>
+    </w:p>
+    <w:p>
+      <w:pPr>
+        <w:spacing w:after="0" w:before="0"/>
+      </w:pPr>
+      <w:r>
+        <w:rPr>
+          <w:rFonts w:ascii="Consolas" w:hAnsi="Consolas"/>
+          <w:color w:val="101010"/>
+          <w:sz w:val="18"/>
+        </w:rPr>
+        <w:t xml:space="preserve">    def forward(self, x):</w:t>
+      </w:r>
+    </w:p>
+    <w:p>
+      <w:pPr>
+        <w:spacing w:after="0" w:before="0"/>
+      </w:pPr>
+      <w:r>
+        <w:rPr>
+          <w:rFonts w:ascii="Consolas" w:hAnsi="Consolas"/>
+          <w:color w:val="101010"/>
+          <w:sz w:val="18"/>
+        </w:rPr>
+        <w:t xml:space="preserve">        x = self.proj(x).flatten(2).transpose(1, 2)</w:t>
+      </w:r>
+    </w:p>
+    <w:p>
+      <w:pPr>
+        <w:spacing w:after="0" w:before="0"/>
+      </w:pPr>
+      <w:r>
+        <w:rPr>
+          <w:rFonts w:ascii="Consolas" w:hAnsi="Consolas"/>
+          <w:color w:val="101010"/>
+          <w:sz w:val="18"/>
+        </w:rPr>
+        <w:t xml:space="preserve">        cls = self.cls.expand(x.size(0), -1, -1)</w:t>
+      </w:r>
+    </w:p>
+    <w:p>
+      <w:pPr>
+        <w:spacing w:after="0" w:before="0"/>
+      </w:pPr>
+      <w:r>
+        <w:rPr>
+          <w:rFonts w:ascii="Consolas" w:hAnsi="Consolas"/>
+          <w:color w:val="101010"/>
+          <w:sz w:val="18"/>
+        </w:rPr>
+        <w:t xml:space="preserve">        return torch.cat([cls, x], dim=1) + self.pos</w:t>
+      </w:r>
+    </w:p>
+    <w:p>
+      <w:pPr>
+        <w:spacing w:after="0" w:before="0"/>
+      </w:pPr>
+      <w:r>
+        <w:rPr>
+          <w:rFonts w:ascii="Consolas" w:hAnsi="Consolas"/>
+          <w:color w:val="101010"/>
+          <w:sz w:val="18"/>
+        </w:rPr>
+        <w:t xml:space="preserve"> </w:t>
+      </w:r>
+    </w:p>
+    <w:p>
+      <w:pPr>
+        <w:spacing w:after="0" w:before="0"/>
+      </w:pPr>
+      <w:r>
+        <w:rPr>
+          <w:rFonts w:ascii="Consolas" w:hAnsi="Consolas"/>
+          <w:color w:val="101010"/>
+          <w:sz w:val="18"/>
+        </w:rPr>
+        <w:t>class TinyViT(nn.Module):</w:t>
+      </w:r>
+    </w:p>
+    <w:p>
+      <w:pPr>
+        <w:spacing w:after="0" w:before="0"/>
+      </w:pPr>
+      <w:r>
+        <w:rPr>
+          <w:rFonts w:ascii="Consolas" w:hAnsi="Consolas"/>
+          <w:color w:val="101010"/>
+          <w:sz w:val="18"/>
+        </w:rPr>
+        <w:t xml:space="preserve">    def __init__(self, dim=192, depth=6, heads=3, classes=10):</w:t>
+      </w:r>
+    </w:p>
+    <w:p>
+      <w:pPr>
+        <w:spacing w:after="0" w:before="0"/>
+      </w:pPr>
+      <w:r>
+        <w:rPr>
+          <w:rFonts w:ascii="Consolas" w:hAnsi="Consolas"/>
+          <w:color w:val="101010"/>
+          <w:sz w:val="18"/>
+        </w:rPr>
+        <w:t xml:space="preserve">        super().__init__()</w:t>
+      </w:r>
+    </w:p>
+    <w:p>
+      <w:pPr>
+        <w:spacing w:after="0" w:before="0"/>
+      </w:pPr>
+      <w:r>
+        <w:rPr>
+          <w:rFonts w:ascii="Consolas" w:hAnsi="Consolas"/>
+          <w:color w:val="101010"/>
+          <w:sz w:val="18"/>
+        </w:rPr>
+        <w:t xml:space="preserve">        self.embed = PatchEmbed(dim=dim)</w:t>
+      </w:r>
+    </w:p>
+    <w:p>
+      <w:pPr>
+        <w:spacing w:after="0" w:before="0"/>
+      </w:pPr>
+      <w:r>
+        <w:rPr>
+          <w:rFonts w:ascii="Consolas" w:hAnsi="Consolas"/>
+          <w:color w:val="101010"/>
+          <w:sz w:val="18"/>
+        </w:rPr>
+        <w:t xml:space="preserve">        layer = nn.TransformerEncoderLayer(dim, heads, dim * 4,</w:t>
+      </w:r>
+    </w:p>
+    <w:p>
+      <w:pPr>
+        <w:spacing w:after="0" w:before="0"/>
+      </w:pPr>
+      <w:r>
+        <w:rPr>
+          <w:rFonts w:ascii="Consolas" w:hAnsi="Consolas"/>
+          <w:color w:val="101010"/>
+          <w:sz w:val="18"/>
+        </w:rPr>
+        <w:t xml:space="preserve">                                           batch_first=True)</w:t>
+      </w:r>
+    </w:p>
+    <w:p>
+      <w:pPr>
+        <w:spacing w:after="0" w:before="0"/>
+      </w:pPr>
+      <w:r>
+        <w:rPr>
+          <w:rFonts w:ascii="Consolas" w:hAnsi="Consolas"/>
+          <w:color w:val="101010"/>
+          <w:sz w:val="18"/>
+        </w:rPr>
+        <w:t xml:space="preserve">        self.encoder = nn.TransformerEncoder(layer, depth)</w:t>
+      </w:r>
+    </w:p>
+    <w:p>
+      <w:pPr>
+        <w:spacing w:after="0" w:before="0"/>
+      </w:pPr>
+      <w:r>
+        <w:rPr>
+          <w:rFonts w:ascii="Consolas" w:hAnsi="Consolas"/>
+          <w:color w:val="101010"/>
+          <w:sz w:val="18"/>
+        </w:rPr>
+        <w:t xml:space="preserve">        self.head = nn.Linear(dim, classes)</w:t>
+      </w:r>
+    </w:p>
+    <w:p>
+      <w:pPr>
+        <w:spacing w:after="0" w:before="0"/>
+      </w:pPr>
+      <w:r>
+        <w:rPr>
+          <w:rFonts w:ascii="Consolas" w:hAnsi="Consolas"/>
+          <w:color w:val="101010"/>
+          <w:sz w:val="18"/>
+        </w:rPr>
+        <w:t xml:space="preserve">    def forward(self, x):</w:t>
+      </w:r>
+    </w:p>
+    <w:p>
+      <w:pPr>
+        <w:spacing w:after="0" w:before="0"/>
+      </w:pPr>
+      <w:r>
+        <w:rPr>
+          <w:rFonts w:ascii="Consolas" w:hAnsi="Consolas"/>
+          <w:color w:val="101010"/>
+          <w:sz w:val="18"/>
+        </w:rPr>
+        <w:t xml:space="preserve">        z = self.encoder(self.embed(x))</w:t>
+      </w:r>
+    </w:p>
+    <w:p>
+      <w:pPr>
+        <w:spacing w:after="0" w:before="0"/>
+      </w:pPr>
+      <w:r>
+        <w:rPr>
+          <w:rFonts w:ascii="Consolas" w:hAnsi="Consolas"/>
+          <w:color w:val="101010"/>
+          <w:sz w:val="18"/>
+        </w:rPr>
+        <w:t xml:space="preserve">        return self.head(z[:, 0])</w:t>
+      </w:r>
+    </w:p>
+    <w:p>
+      <w:pPr>
+        <w:spacing w:after="0" w:before="0"/>
+      </w:pPr>
+      <w:r>
+        <w:rPr>
+          <w:rFonts w:ascii="Consolas" w:hAnsi="Consolas"/>
+          <w:color w:val="101010"/>
+          <w:sz w:val="18"/>
+        </w:rPr>
+        <w:t xml:space="preserve"> </w:t>
+      </w:r>
+    </w:p>
+    <w:p>
+      <w:pPr>
+        <w:spacing w:after="0" w:before="0"/>
+      </w:pPr>
+      <w:r>
+        <w:rPr>
+          <w:rFonts w:ascii="Consolas" w:hAnsi="Consolas"/>
+          <w:color w:val="101010"/>
+          <w:sz w:val="18"/>
+        </w:rPr>
+        <w:t>resnet = torchvision.models.resnet18(num_classes=10)</w:t>
+      </w:r>
+    </w:p>
+    <w:p>
+      <w:pPr>
+        <w:spacing w:after="0" w:before="0"/>
+      </w:pPr>
+      <w:r>
+        <w:rPr>
+          <w:rFonts w:ascii="Consolas" w:hAnsi="Consolas"/>
+          <w:color w:val="101010"/>
+          <w:sz w:val="18"/>
+        </w:rPr>
+        <w:t># TODO: train both 50 epochs on CIFAR-10 with identical optimizer,</w:t>
+      </w:r>
+    </w:p>
+    <w:p>
+      <w:pPr>
+        <w:spacing w:after="0" w:before="0"/>
+      </w:pPr>
+      <w:r>
+        <w:rPr>
+          <w:rFonts w:ascii="Consolas" w:hAnsi="Consolas"/>
+          <w:color w:val="101010"/>
+          <w:sz w:val="18"/>
+        </w:rPr>
+        <w:t># then table accuracy, params, FLOPs, and inference latency</w:t>
+      </w:r>
+    </w:p>
+    <w:p>
+      <w:pPr>
+        <w:spacing w:after="0" w:before="0"/>
+      </w:pPr>
+      <w:r>
+        <w:rPr>
+          <w:rFonts w:ascii="Consolas" w:hAnsi="Consolas"/>
+          <w:color w:val="101010"/>
+          <w:sz w:val="18"/>
+        </w:rPr>
+        <w:t xml:space="preserve"> </w:t>
+      </w:r>
+    </w:p>
+    <w:p>
+      <w:r>
+        <w:rPr>
+          <w:b/>
+          <w:color w:val="1E2761"/>
+          <w:sz w:val="32"/>
+        </w:rPr>
+        <w:t>Verification Checks</w:t>
+      </w:r>
+    </w:p>
+    <w:p>
+      <w:r>
+        <w:rPr>
+          <w:color w:val="333333"/>
+          <w:sz w:val="22"/>
+        </w:rPr>
+        <w:t>Run these before submitting. Each check catches a frequent failure.</w:t>
+      </w:r>
+    </w:p>
+    <w:p>
+      <w:pPr>
+        <w:pStyle w:val="ListBullet"/>
+      </w:pPr>
+      <w:r>
+        <w:rPr>
+          <w:color w:val="333333"/>
+          <w:sz w:val="22"/>
+        </w:rPr>
+        <w:t>Both models overfit a single batch to near-100 percent accuracy (training loop sanity check).</w:t>
+      </w:r>
+    </w:p>
+    <w:p>
+      <w:pPr>
+        <w:pStyle w:val="ListBullet"/>
+      </w:pPr>
+      <w:r>
+        <w:rPr>
+          <w:color w:val="333333"/>
+          <w:sz w:val="22"/>
+        </w:rPr>
+        <w:t>Parameter counts are reported from sum(p.numel()) and land near 2.7M (TinyViT) and 11.2M (ResNet-18).</w:t>
+      </w:r>
+    </w:p>
+    <w:p>
+      <w:pPr>
+        <w:pStyle w:val="ListBullet"/>
+      </w:pPr>
+      <w:r>
+        <w:rPr>
+          <w:color w:val="333333"/>
+          <w:sz w:val="22"/>
+        </w:rPr>
+        <w:t>After 50 epochs both models clear 75 percent test accuracy on CIFAR-10.</w:t>
+      </w:r>
+    </w:p>
+    <w:p>
+      <w:pPr>
+        <w:pStyle w:val="ListBullet"/>
+      </w:pPr>
+      <w:r>
+        <w:rPr>
+          <w:color w:val="333333"/>
+          <w:sz w:val="22"/>
+        </w:rPr>
+        <w:t>Latency is measured with torch.cuda.synchronize around batched inference, not wall-clock of the first call.</w:t>
       </w:r>
     </w:p>
     <w:p>
@@ -518,6 +1020,7 @@
       </w:r>
     </w:p>
     <w:sectPr>
+      <w:footerReference w:type="default" r:id="rId9"/>
       <w:pgSz w:w="12240" w:h="15840"/>
       <w:pgMar w:top="1152" w:right="1296" w:bottom="1152" w:left="1296" w:header="720" w:footer="720" w:gutter="0"/>
       <w:cols w:space="720"/>
@@ -525,6 +1028,25 @@
     </w:sectPr>
   </w:body>
 </w:document>
+</file>
+
+<file path=word/footer1.xml><?xml version="1.0" encoding="utf-8"?>
+<w:ftr xmlns:m="http://schemas.openxmlformats.org/officeDocument/2006/math" xmlns:mc="http://schemas.openxmlformats.org/markup-compatibility/2006" xmlns:mo="http://schemas.microsoft.com/office/mac/office/2008/main" xmlns:mv="urn:schemas-microsoft-com:mac:vml" xmlns:o="urn:schemas-microsoft-com:office:office" xmlns:r="http://schemas.openxmlformats.org/officeDocument/2006/relationships" xmlns:v="urn:schemas-microsoft-com:vml" xmlns:w10="urn:schemas-microsoft-com:office:word" xmlns:w14="http://schemas.microsoft.com/office/word/2010/wordml" xmlns:w="http://schemas.openxmlformats.org/wordprocessingml/2006/main" xmlns:wne="http://schemas.microsoft.com/office/word/2006/wordml" xmlns:wp14="http://schemas.microsoft.com/office/word/2010/wordprocessingDrawing" xmlns:wp="http://schemas.openxmlformats.org/drawingml/2006/wordprocessingDrawing" xmlns:wpc="http://schemas.microsoft.com/office/word/2010/wordprocessingCanvas" xmlns:wpg="http://schemas.microsoft.com/office/word/2010/wordprocessingGroup" xmlns:wpi="http://schemas.microsoft.com/office/word/2010/wordprocessingInk" xmlns:wps="http://schemas.microsoft.com/office/word/2010/wordprocessingShape" mc:Ignorable="w14 wp14">
+  <w:p>
+    <w:pPr>
+      <w:pStyle w:val="Footer"/>
+      <w:jc w:val="center"/>
+    </w:pPr>
+    <w:r>
+      <w:rPr>
+        <w:rFonts w:ascii="Calibri" w:hAnsi="Calibri"/>
+        <w:color w:val="333333"/>
+        <w:sz w:val="18"/>
+      </w:rPr>
+      <w:t>© 2026 Proxiant Academy | info@proxiant.com | proxiant.ai/training</w:t>
+    </w:r>
+  </w:p>
+</w:ftr>
 </file>
 
 <file path=word/numbering.xml><?xml version="1.0" encoding="utf-8"?>
